--- a/02_Assignments/hw2_orca/03_report_word/HW2_Ex4_excited_states_UV.docx
+++ b/02_Assignments/hw2_orca/03_report_word/HW2_Ex4_excited_states_UV.docx
@@ -12,7 +12,7 @@
     </w:p>
     <w:p>
       <w:r>
-        <w:t>TD-DFT for the first five singlet excited states at the four optimised structures of Exercise 1, with the same functional, basis and solvent model as the optimisation: ! RKS &lt;PBE | B3LYP&gt; def2-TZVP def2/J TightSCF (RIJCOSX for B3LYP, CPCM(Water) for the solvated runs) and %tddft NRoots 5  TDA false end, i.e. full linear-response TD-DFT rather than the Tamm–Dancoff approximation. The ground state is closed-shell, so a restricted reference was used; it gives the same ground state as the unrestricted one of Exercise 1 but pure singlet excited states.</w:t>
+        <w:t>TD-DFT for the first five singlet excited states at the four optimised structures of Exercise 1, with the same functional, basis and solvent model as the optimisation: ! RKS &lt;PBE | B3LYP&gt; def2-TZVP def2/J TightSCF (RIJCOSX for B3LYP, CPCM(Water) for the solvated runs) and %tddft NRoots 5  TDA false end (full linear-response TD-DFT, not the Tamm–Dancoff approximation). The ground state is closed-shell, so a restricted reference was used. It gives the same ground state as the unrestricted calculation in Exercise 1, but the excited states are pure singlets.</w:t>
       </w:r>
     </w:p>
     <w:p>
